--- a/writing/pathway_interaction_writing.docx
+++ b/writing/pathway_interaction_writing.docx
@@ -3,6 +3,1057 @@
 <w:document xmlns:wpc="http://schemas.microsoft.com/office/word/2010/wordprocessingCanvas" xmlns:cx="http://schemas.microsoft.com/office/drawing/2014/chartex" xmlns:cx1="http://schemas.microsoft.com/office/drawing/2015/9/8/chartex" xmlns:cx2="http://schemas.microsoft.com/office/drawing/2015/10/21/chartex" xmlns:cx3="http://schemas.microsoft.com/office/drawing/2016/5/9/chartex" xmlns:cx4="http://schemas.microsoft.com/office/drawing/2016/5/10/chartex" xmlns:cx5="http://schemas.microsoft.com/office/drawing/2016/5/11/chartex" xmlns:cx6="http://schemas.microsoft.com/office/drawing/2016/5/12/chartex" xmlns:cx7="http://schemas.microsoft.com/office/drawing/2016/5/13/chartex" xmlns:cx8="http://schemas.microsoft.com/office/drawing/2016/5/14/chartex" xmlns:mc="http://schemas.openxmlformats.org/markup-compatibility/2006" xmlns:aink="http://schemas.microsoft.com/office/drawing/2016/ink" xmlns:am3d="http://schemas.microsoft.com/office/drawing/2017/model3d" xmlns:o="urn:schemas-microsoft-com:office:office" xmlns:oel="http://schemas.microsoft.com/office/2019/extlst" xmlns:r="http://schemas.openxmlformats.org/officeDocument/2006/relationships" xmlns:m="http://schemas.openxmlformats.org/officeDocument/2006/math" xmlns:v="urn:schemas-microsoft-com:vml" xmlns:wp14="http://schemas.microsoft.com/office/word/2010/wordprocessingDrawing" xmlns:wp="http://schemas.openxmlformats.org/drawingml/2006/wordprocessingDrawing" xmlns:w10="urn:schemas-microsoft-com:office:word" xmlns:w="http://schemas.openxmlformats.org/wordprocessingml/2006/main" xmlns:w14="http://schemas.microsoft.com/office/word/2010/wordml" xmlns:w15="http://schemas.microsoft.com/office/word/2012/wordml" xmlns:w16cex="http://schemas.microsoft.com/office/word/2018/wordml/cex" xmlns:w16cid="http://schemas.microsoft.com/office/word/2016/wordml/cid" xmlns:w16="http://schemas.microsoft.com/office/word/2018/wordml" xmlns:w16du="http://schemas.microsoft.com/office/word/2023/wordml/word16du" xmlns:w16sdtdh="http://schemas.microsoft.com/office/word/2020/wordml/sdtdatahash" xmlns:w16sdtfl="http://schemas.microsoft.com/office/word/2024/wordml/sdtformatlock" xmlns:w16se="http://schemas.microsoft.com/office/word/2015/wordml/symex" xmlns:wpg="http://schemas.microsoft.com/office/word/2010/wordprocessingGroup" xmlns:wpi="http://schemas.microsoft.com/office/word/2010/wordprocessingInk" xmlns:wne="http://schemas.microsoft.com/office/word/2006/wordml" xmlns:wps="http://schemas.microsoft.com/office/word/2010/wordprocessingShape" mc:Ignorable="w14 w15 w16se w16cid w16 w16cex w16sdtdh w16sdtfl w16du wp14">
   <w:body>
     <w:p>
+      <w:r>
+        <w:t xml:space="preserve">NEW NOTES 5/26/2025 </w:t>
+      </w:r>
+    </w:p>
+    <w:p>
+      <w:r>
+        <w:t xml:space="preserve">These are the new, broader groupings that we are going to use that tie back in to the negative feedback loop argument: </w:t>
+      </w:r>
+    </w:p>
+    <w:p>
+      <w:pPr>
+        <w:pStyle w:val="ListParagraph"/>
+        <w:numPr>
+          <w:ilvl w:val="0"/>
+          <w:numId w:val="8"/>
+        </w:numPr>
+      </w:pPr>
+      <w:r>
+        <w:t>Positive shifts: effects that are more positive or switch to positive at high neopterin</w:t>
+      </w:r>
+    </w:p>
+    <w:p>
+      <w:pPr>
+        <w:pStyle w:val="ListParagraph"/>
+        <w:numPr>
+          <w:ilvl w:val="1"/>
+          <w:numId w:val="8"/>
+        </w:numPr>
+      </w:pPr>
+      <w:r>
+        <w:t xml:space="preserve">Includes: </w:t>
+      </w:r>
+    </w:p>
+    <w:p>
+      <w:pPr>
+        <w:pStyle w:val="ListParagraph"/>
+        <w:numPr>
+          <w:ilvl w:val="2"/>
+          <w:numId w:val="8"/>
+        </w:numPr>
+      </w:pPr>
+      <w:r>
+        <w:t>positive amplifying</w:t>
+      </w:r>
+    </w:p>
+    <w:p>
+      <w:pPr>
+        <w:pStyle w:val="ListParagraph"/>
+        <w:numPr>
+          <w:ilvl w:val="2"/>
+          <w:numId w:val="8"/>
+        </w:numPr>
+      </w:pPr>
+      <w:r>
+        <w:t>inverse positive</w:t>
+      </w:r>
+    </w:p>
+    <w:p>
+      <w:pPr>
+        <w:pStyle w:val="ListParagraph"/>
+        <w:numPr>
+          <w:ilvl w:val="1"/>
+          <w:numId w:val="8"/>
+        </w:numPr>
+      </w:pPr>
+      <w:r>
+        <w:t>explanations</w:t>
+      </w:r>
+    </w:p>
+    <w:p>
+      <w:pPr>
+        <w:pStyle w:val="ListParagraph"/>
+        <w:numPr>
+          <w:ilvl w:val="2"/>
+          <w:numId w:val="8"/>
+        </w:numPr>
+        <w:rPr>
+          <w:u w:val="single"/>
+        </w:rPr>
+      </w:pPr>
+      <w:r>
+        <w:rPr>
+          <w:u w:val="single"/>
+        </w:rPr>
+        <w:t>strong response to temp drives up immunity, pro-inflammatory paths</w:t>
+      </w:r>
+      <w:r>
+        <w:rPr>
+          <w:u w:val="single"/>
+        </w:rPr>
+        <w:t xml:space="preserve"> that are typical of facultative anaerobes especially proteobacteria</w:t>
+      </w:r>
+    </w:p>
+    <w:p>
+      <w:pPr>
+        <w:pStyle w:val="ListParagraph"/>
+        <w:numPr>
+          <w:ilvl w:val="3"/>
+          <w:numId w:val="8"/>
+        </w:numPr>
+      </w:pPr>
+      <w:r>
+        <w:t>Pathogen-Associated Molecular Patterns (PAMPs)</w:t>
+      </w:r>
+      <w:r>
+        <w:t xml:space="preserve"> - </w:t>
+      </w:r>
+      <w:r>
+        <w:t>Gram-negative outer membrane components—especially Lipid A, which is the TLR4 agonist</w:t>
+      </w:r>
+    </w:p>
+    <w:p>
+      <w:pPr>
+        <w:pStyle w:val="ListParagraph"/>
+        <w:numPr>
+          <w:ilvl w:val="4"/>
+          <w:numId w:val="8"/>
+        </w:numPr>
+      </w:pPr>
+      <w:r>
+        <w:t>Enterobacterial common antigen biosynthesis</w:t>
+      </w:r>
+    </w:p>
+    <w:p>
+      <w:pPr>
+        <w:pStyle w:val="ListParagraph"/>
+        <w:numPr>
+          <w:ilvl w:val="4"/>
+          <w:numId w:val="8"/>
+        </w:numPr>
+      </w:pPr>
+      <w:r>
+        <w:t>Lipid A biosynthesis (</w:t>
+      </w:r>
+      <w:proofErr w:type="spellStart"/>
+      <w:r>
+        <w:t>Kdo</w:t>
+      </w:r>
+      <w:proofErr w:type="spellEnd"/>
+      <w:r>
+        <w:t xml:space="preserve">-lipid A </w:t>
+      </w:r>
+      <w:proofErr w:type="spellStart"/>
+      <w:r>
+        <w:t>superpathway</w:t>
+      </w:r>
+      <w:proofErr w:type="spellEnd"/>
+      <w:r>
+        <w:t>)</w:t>
+      </w:r>
+    </w:p>
+    <w:p>
+      <w:pPr>
+        <w:pStyle w:val="ListParagraph"/>
+        <w:numPr>
+          <w:ilvl w:val="4"/>
+          <w:numId w:val="8"/>
+        </w:numPr>
+      </w:pPr>
+      <w:r>
+        <w:t>Polymyxin resistance</w:t>
+      </w:r>
+    </w:p>
+    <w:p>
+      <w:pPr>
+        <w:pStyle w:val="ListParagraph"/>
+        <w:numPr>
+          <w:ilvl w:val="3"/>
+          <w:numId w:val="8"/>
+        </w:numPr>
+      </w:pPr>
+      <w:r>
+        <w:t>Central Carbon Metabolism and Expansion under Inflammation</w:t>
+      </w:r>
+    </w:p>
+    <w:p>
+      <w:pPr>
+        <w:pStyle w:val="ListParagraph"/>
+        <w:numPr>
+          <w:ilvl w:val="4"/>
+          <w:numId w:val="8"/>
+        </w:numPr>
+      </w:pPr>
+      <w:r>
+        <w:t xml:space="preserve">Glycolysis/TCA/glyoxylate </w:t>
+      </w:r>
+      <w:proofErr w:type="spellStart"/>
+      <w:r>
+        <w:t>superpathway</w:t>
+      </w:r>
+      <w:proofErr w:type="spellEnd"/>
+    </w:p>
+    <w:p>
+      <w:pPr>
+        <w:pStyle w:val="ListParagraph"/>
+        <w:numPr>
+          <w:ilvl w:val="2"/>
+          <w:numId w:val="8"/>
+        </w:numPr>
+        <w:rPr>
+          <w:u w:val="single"/>
+        </w:rPr>
+      </w:pPr>
+      <w:r>
+        <w:rPr>
+          <w:u w:val="single"/>
+        </w:rPr>
+        <w:t xml:space="preserve">consequence on disruption of obligates and increase in facultative taxa – paths commonly found in facultative anaerobes/opportunists </w:t>
+      </w:r>
+    </w:p>
+    <w:p>
+      <w:pPr>
+        <w:pStyle w:val="ListParagraph"/>
+        <w:numPr>
+          <w:ilvl w:val="3"/>
+          <w:numId w:val="8"/>
+        </w:numPr>
+      </w:pPr>
+      <w:r>
+        <w:t>redox maintenance paths typical of proteobacteria</w:t>
+      </w:r>
+    </w:p>
+    <w:p>
+      <w:pPr>
+        <w:pStyle w:val="ListParagraph"/>
+        <w:numPr>
+          <w:ilvl w:val="4"/>
+          <w:numId w:val="8"/>
+        </w:numPr>
+      </w:pPr>
+      <w:r>
+        <w:t>Ubiquinone biosynthesis</w:t>
+      </w:r>
+      <w:r>
+        <w:t xml:space="preserve"> and other redox paths</w:t>
+      </w:r>
+    </w:p>
+    <w:p>
+      <w:pPr>
+        <w:pStyle w:val="ListParagraph"/>
+        <w:numPr>
+          <w:ilvl w:val="4"/>
+          <w:numId w:val="8"/>
+        </w:numPr>
+      </w:pPr>
+      <w:r>
+        <w:t>Facultative anaerobes use ubiquinone (coenzyme Q)</w:t>
+      </w:r>
+      <w:r>
+        <w:t xml:space="preserve"> </w:t>
+      </w:r>
+      <w:r>
+        <w:t>these pathways are upregulated to buffer oxidative stress and maintain electron flow</w:t>
+      </w:r>
+    </w:p>
+    <w:p>
+      <w:pPr>
+        <w:pStyle w:val="ListParagraph"/>
+        <w:numPr>
+          <w:ilvl w:val="3"/>
+          <w:numId w:val="8"/>
+        </w:numPr>
+      </w:pPr>
+      <w:r>
+        <w:t xml:space="preserve">Survival paths typical of proteobacteria </w:t>
+      </w:r>
+    </w:p>
+    <w:p>
+      <w:pPr>
+        <w:pStyle w:val="ListParagraph"/>
+        <w:numPr>
+          <w:ilvl w:val="4"/>
+          <w:numId w:val="8"/>
+        </w:numPr>
+      </w:pPr>
+      <w:r>
+        <w:t>Glyoxylate shunt</w:t>
+      </w:r>
+    </w:p>
+    <w:p>
+      <w:pPr>
+        <w:pStyle w:val="ListParagraph"/>
+        <w:numPr>
+          <w:ilvl w:val="4"/>
+          <w:numId w:val="8"/>
+        </w:numPr>
+      </w:pPr>
+      <w:r>
+        <w:t>Rubisco shunt</w:t>
+      </w:r>
+    </w:p>
+    <w:p>
+      <w:pPr>
+        <w:pStyle w:val="ListParagraph"/>
+        <w:numPr>
+          <w:ilvl w:val="4"/>
+          <w:numId w:val="8"/>
+        </w:numPr>
+      </w:pPr>
+      <w:r>
+        <w:t>used by Proteobacteria and other facultative aerobes to survive carbon-limited conditions</w:t>
+      </w:r>
+    </w:p>
+    <w:p>
+      <w:pPr>
+        <w:pStyle w:val="ListParagraph"/>
+        <w:numPr>
+          <w:ilvl w:val="3"/>
+          <w:numId w:val="8"/>
+        </w:numPr>
+      </w:pPr>
+      <w:r>
+        <w:t>amino acid catabolism typical facultative aerobes</w:t>
+      </w:r>
+    </w:p>
+    <w:p>
+      <w:pPr>
+        <w:pStyle w:val="ListParagraph"/>
+        <w:numPr>
+          <w:ilvl w:val="4"/>
+          <w:numId w:val="8"/>
+        </w:numPr>
+      </w:pPr>
+      <w:r>
+        <w:t>Arginine degradation</w:t>
+      </w:r>
+    </w:p>
+    <w:p>
+      <w:pPr>
+        <w:pStyle w:val="ListParagraph"/>
+        <w:numPr>
+          <w:ilvl w:val="4"/>
+          <w:numId w:val="8"/>
+        </w:numPr>
+      </w:pPr>
+      <w:r>
+        <w:t>Lysine degradation</w:t>
+      </w:r>
+    </w:p>
+    <w:p>
+      <w:pPr>
+        <w:pStyle w:val="ListParagraph"/>
+        <w:numPr>
+          <w:ilvl w:val="4"/>
+          <w:numId w:val="8"/>
+        </w:numPr>
+      </w:pPr>
+      <w:r>
+        <w:t>Threonine degradation</w:t>
+      </w:r>
+    </w:p>
+    <w:p>
+      <w:pPr>
+        <w:pStyle w:val="ListParagraph"/>
+        <w:numPr>
+          <w:ilvl w:val="4"/>
+          <w:numId w:val="8"/>
+        </w:numPr>
+      </w:pPr>
+      <w:r>
+        <w:t>often rely on amino acid fermentation and catabolism under stress or when carbohydrate sources are limited</w:t>
+      </w:r>
+    </w:p>
+    <w:p>
+      <w:pPr>
+        <w:pStyle w:val="ListParagraph"/>
+        <w:numPr>
+          <w:ilvl w:val="2"/>
+          <w:numId w:val="8"/>
+        </w:numPr>
+      </w:pPr>
+      <w:r>
+        <w:lastRenderedPageBreak/>
+        <w:t>compensatory responses – mostly redox maintenance, help restore redox balance</w:t>
+      </w:r>
+    </w:p>
+    <w:p>
+      <w:pPr>
+        <w:pStyle w:val="ListParagraph"/>
+        <w:numPr>
+          <w:ilvl w:val="3"/>
+          <w:numId w:val="8"/>
+        </w:numPr>
+      </w:pPr>
+      <w:r>
+        <w:t>redox maintenance</w:t>
+      </w:r>
+    </w:p>
+    <w:p>
+      <w:pPr>
+        <w:pStyle w:val="ListParagraph"/>
+        <w:numPr>
+          <w:ilvl w:val="4"/>
+          <w:numId w:val="8"/>
+        </w:numPr>
+      </w:pPr>
+      <w:r>
+        <w:t xml:space="preserve">Ubiquinol, </w:t>
+      </w:r>
+      <w:proofErr w:type="spellStart"/>
+      <w:r>
+        <w:t>menaquinol</w:t>
+      </w:r>
+      <w:proofErr w:type="spellEnd"/>
+      <w:r>
+        <w:t>, NADPH biosynthesis</w:t>
+      </w:r>
+    </w:p>
+    <w:p>
+      <w:pPr>
+        <w:pStyle w:val="ListParagraph"/>
+        <w:numPr>
+          <w:ilvl w:val="4"/>
+          <w:numId w:val="8"/>
+        </w:numPr>
+      </w:pPr>
+      <w:r>
+        <w:t>Vitamin B6 salvage</w:t>
+      </w:r>
+      <w:r>
+        <w:t xml:space="preserve">, </w:t>
+      </w:r>
+      <w:r>
+        <w:t>Vitamin B12 salvage</w:t>
+      </w:r>
+    </w:p>
+    <w:p>
+      <w:pPr>
+        <w:pStyle w:val="ListParagraph"/>
+        <w:numPr>
+          <w:ilvl w:val="4"/>
+          <w:numId w:val="8"/>
+        </w:numPr>
+      </w:pPr>
+      <w:r>
+        <w:t>Aimed at reducing oxidative stress, especially important when inflammation drives high ROS levels</w:t>
+      </w:r>
+    </w:p>
+    <w:p>
+      <w:pPr>
+        <w:pStyle w:val="ListParagraph"/>
+        <w:numPr>
+          <w:ilvl w:val="4"/>
+          <w:numId w:val="8"/>
+        </w:numPr>
+      </w:pPr>
+      <w:proofErr w:type="spellStart"/>
+      <w:r>
+        <w:t>Threonate</w:t>
+      </w:r>
+      <w:proofErr w:type="spellEnd"/>
+      <w:r>
+        <w:t xml:space="preserve"> degradation</w:t>
+      </w:r>
+      <w:r>
+        <w:t xml:space="preserve">, </w:t>
+      </w:r>
+      <w:r>
+        <w:t>Folate transformation</w:t>
+      </w:r>
+    </w:p>
+    <w:p>
+      <w:pPr>
+        <w:pStyle w:val="ListParagraph"/>
+        <w:numPr>
+          <w:ilvl w:val="0"/>
+          <w:numId w:val="8"/>
+        </w:numPr>
+      </w:pPr>
+      <w:r>
+        <w:t>Negative shifts effects that are more negative, less positive, or switch to negative</w:t>
+      </w:r>
+    </w:p>
+    <w:p>
+      <w:pPr>
+        <w:pStyle w:val="ListParagraph"/>
+        <w:numPr>
+          <w:ilvl w:val="1"/>
+          <w:numId w:val="8"/>
+        </w:numPr>
+      </w:pPr>
+      <w:r>
+        <w:t>Includes</w:t>
+      </w:r>
+    </w:p>
+    <w:p>
+      <w:pPr>
+        <w:pStyle w:val="ListParagraph"/>
+        <w:numPr>
+          <w:ilvl w:val="2"/>
+          <w:numId w:val="8"/>
+        </w:numPr>
+      </w:pPr>
+      <w:r>
+        <w:t>negative amplifying</w:t>
+      </w:r>
+    </w:p>
+    <w:p>
+      <w:pPr>
+        <w:pStyle w:val="ListParagraph"/>
+        <w:numPr>
+          <w:ilvl w:val="2"/>
+          <w:numId w:val="8"/>
+        </w:numPr>
+      </w:pPr>
+      <w:r>
+        <w:t>inverse negative</w:t>
+      </w:r>
+    </w:p>
+    <w:p>
+      <w:pPr>
+        <w:pStyle w:val="ListParagraph"/>
+        <w:numPr>
+          <w:ilvl w:val="2"/>
+          <w:numId w:val="8"/>
+        </w:numPr>
+      </w:pPr>
+      <w:r>
+        <w:t>positive dampening</w:t>
+      </w:r>
+    </w:p>
+    <w:p>
+      <w:pPr>
+        <w:pStyle w:val="ListParagraph"/>
+        <w:numPr>
+          <w:ilvl w:val="1"/>
+          <w:numId w:val="8"/>
+        </w:numPr>
+      </w:pPr>
+      <w:r>
+        <w:t>explanations</w:t>
+      </w:r>
+    </w:p>
+    <w:p>
+      <w:pPr>
+        <w:pStyle w:val="ListParagraph"/>
+        <w:numPr>
+          <w:ilvl w:val="2"/>
+          <w:numId w:val="8"/>
+        </w:numPr>
+        <w:rPr>
+          <w:u w:val="single"/>
+        </w:rPr>
+      </w:pPr>
+      <w:r>
+        <w:rPr>
+          <w:u w:val="single"/>
+        </w:rPr>
+        <w:t xml:space="preserve">loss of </w:t>
+      </w:r>
+      <w:r>
+        <w:rPr>
+          <w:u w:val="single"/>
+        </w:rPr>
+        <w:t xml:space="preserve">pathways that contribute to </w:t>
+      </w:r>
+      <w:r>
+        <w:rPr>
+          <w:u w:val="single"/>
+        </w:rPr>
+        <w:t>anti-inflammatory</w:t>
+      </w:r>
+      <w:r>
+        <w:rPr>
+          <w:u w:val="single"/>
+        </w:rPr>
+        <w:t xml:space="preserve"> signaling and</w:t>
+      </w:r>
+      <w:r>
+        <w:rPr>
+          <w:u w:val="single"/>
+        </w:rPr>
+        <w:t xml:space="preserve"> allows for uncontrolled macrophage activity</w:t>
+      </w:r>
+      <w:r>
+        <w:rPr>
+          <w:u w:val="single"/>
+        </w:rPr>
+        <w:t xml:space="preserve"> (some also found in obligates)</w:t>
+      </w:r>
+    </w:p>
+    <w:p>
+      <w:pPr>
+        <w:pStyle w:val="ListParagraph"/>
+        <w:numPr>
+          <w:ilvl w:val="3"/>
+          <w:numId w:val="8"/>
+        </w:numPr>
+      </w:pPr>
+      <w:r>
+        <w:t xml:space="preserve">1. </w:t>
+      </w:r>
+      <w:r>
+        <w:t xml:space="preserve">Loss of </w:t>
+      </w:r>
+      <w:r>
+        <w:t>Lipid sig</w:t>
+      </w:r>
+      <w:r>
+        <w:t>na</w:t>
+      </w:r>
+      <w:r>
+        <w:t>ling</w:t>
+      </w:r>
+      <w:r>
+        <w:t xml:space="preserve"> – MUFA’s can be anti-inflammatory signalers</w:t>
+      </w:r>
+    </w:p>
+    <w:p>
+      <w:pPr>
+        <w:pStyle w:val="ListParagraph"/>
+        <w:numPr>
+          <w:ilvl w:val="4"/>
+          <w:numId w:val="8"/>
+        </w:numPr>
+      </w:pPr>
+      <w:r>
+        <w:rPr>
+          <w:rStyle w:val="Emphasis"/>
+          <w:rFonts w:eastAsiaTheme="majorEastAsia"/>
+        </w:rPr>
+        <w:t>(5Z)-</w:t>
+      </w:r>
+      <w:proofErr w:type="spellStart"/>
+      <w:r>
+        <w:rPr>
+          <w:rStyle w:val="Emphasis"/>
+          <w:rFonts w:eastAsiaTheme="majorEastAsia"/>
+        </w:rPr>
+        <w:t>dodecenoate</w:t>
+      </w:r>
+      <w:proofErr w:type="spellEnd"/>
+      <w:r>
+        <w:rPr>
+          <w:rStyle w:val="Emphasis"/>
+          <w:rFonts w:eastAsiaTheme="majorEastAsia"/>
+        </w:rPr>
+        <w:t xml:space="preserve"> biosynthesis I</w:t>
+      </w:r>
+      <w:r>
+        <w:rPr>
+          <w:rStyle w:val="Emphasis"/>
+          <w:rFonts w:eastAsiaTheme="majorEastAsia"/>
+        </w:rPr>
+        <w:t xml:space="preserve">, </w:t>
+      </w:r>
+      <w:r>
+        <w:t>Oleate biosynthesis IV (anaerobic)</w:t>
+      </w:r>
+    </w:p>
+    <w:p>
+      <w:pPr>
+        <w:pStyle w:val="ListParagraph"/>
+        <w:numPr>
+          <w:ilvl w:val="3"/>
+          <w:numId w:val="8"/>
+        </w:numPr>
+      </w:pPr>
+      <w:r>
+        <w:t xml:space="preserve">2. Loss of </w:t>
+      </w:r>
+      <w:r>
+        <w:t>Amino Acid-Derived Immune Modulators</w:t>
+      </w:r>
+      <w:r>
+        <w:t xml:space="preserve"> reduce proinflammatory cytokines</w:t>
+      </w:r>
+    </w:p>
+    <w:p>
+      <w:pPr>
+        <w:pStyle w:val="ListParagraph"/>
+        <w:numPr>
+          <w:ilvl w:val="4"/>
+          <w:numId w:val="8"/>
+        </w:numPr>
+      </w:pPr>
+      <w:r>
+        <w:t>L-tryptophan biosynthesis</w:t>
+      </w:r>
+    </w:p>
+    <w:p>
+      <w:pPr>
+        <w:pStyle w:val="ListParagraph"/>
+        <w:numPr>
+          <w:ilvl w:val="4"/>
+          <w:numId w:val="8"/>
+        </w:numPr>
+      </w:pPr>
+      <w:proofErr w:type="spellStart"/>
+      <w:r>
+        <w:t>Chorismate</w:t>
+      </w:r>
+      <w:proofErr w:type="spellEnd"/>
+      <w:r>
+        <w:t xml:space="preserve"> biosynthesis I</w:t>
+      </w:r>
+    </w:p>
+    <w:p>
+      <w:pPr>
+        <w:pStyle w:val="ListParagraph"/>
+        <w:numPr>
+          <w:ilvl w:val="3"/>
+          <w:numId w:val="8"/>
+        </w:numPr>
+      </w:pPr>
+      <w:r>
+        <w:t>3. Loss of redox homeostasis pathways, increase risk of ROS accumulation</w:t>
+      </w:r>
+    </w:p>
+    <w:p>
+      <w:pPr>
+        <w:pStyle w:val="ListParagraph"/>
+        <w:numPr>
+          <w:ilvl w:val="4"/>
+          <w:numId w:val="8"/>
+        </w:numPr>
+      </w:pPr>
+      <w:r>
+        <w:t>NAD de novo biosynthesis I (from aspartate)</w:t>
+      </w:r>
+    </w:p>
+    <w:p>
+      <w:pPr>
+        <w:pStyle w:val="ListParagraph"/>
+        <w:numPr>
+          <w:ilvl w:val="4"/>
+          <w:numId w:val="8"/>
+        </w:numPr>
+      </w:pPr>
+      <w:r>
+        <w:t>S-adenosyl-L-methionine salvage I</w:t>
+      </w:r>
+    </w:p>
+    <w:p>
+      <w:pPr>
+        <w:pStyle w:val="ListParagraph"/>
+        <w:numPr>
+          <w:ilvl w:val="4"/>
+          <w:numId w:val="8"/>
+        </w:numPr>
+      </w:pPr>
+      <w:r>
+        <w:t xml:space="preserve">Tetrapyrrole biosynthesis </w:t>
+      </w:r>
+      <w:r>
+        <w:t>I</w:t>
+      </w:r>
+    </w:p>
+    <w:p>
+      <w:pPr>
+        <w:pStyle w:val="ListParagraph"/>
+        <w:numPr>
+          <w:ilvl w:val="3"/>
+          <w:numId w:val="8"/>
+        </w:numPr>
+      </w:pPr>
+      <w:r>
+        <w:t>**Extra – some of these are closely related to obligates especially oleate biosynthesis, amino acid precursor biosynthesis, and NAD</w:t>
+      </w:r>
+    </w:p>
+    <w:p>
+      <w:pPr>
+        <w:pStyle w:val="ListParagraph"/>
+        <w:numPr>
+          <w:ilvl w:val="2"/>
+          <w:numId w:val="8"/>
+        </w:numPr>
+        <w:rPr>
+          <w:u w:val="single"/>
+        </w:rPr>
+      </w:pPr>
+      <w:r>
+        <w:rPr>
+          <w:u w:val="single"/>
+        </w:rPr>
+        <w:t>loss of pathways associated with obligate anaerobes</w:t>
+      </w:r>
+    </w:p>
+    <w:p>
+      <w:pPr>
+        <w:pStyle w:val="ListParagraph"/>
+        <w:numPr>
+          <w:ilvl w:val="3"/>
+          <w:numId w:val="8"/>
+        </w:numPr>
+      </w:pPr>
+      <w:r>
+        <w:t xml:space="preserve">1. </w:t>
+      </w:r>
+      <w:r>
+        <w:t>decrease in obligate fermentative processes</w:t>
+      </w:r>
+    </w:p>
+    <w:p>
+      <w:pPr>
+        <w:pStyle w:val="ListParagraph"/>
+        <w:numPr>
+          <w:ilvl w:val="4"/>
+          <w:numId w:val="8"/>
+        </w:numPr>
+      </w:pPr>
+      <w:r>
+        <w:t>Stachyose degradation</w:t>
+      </w:r>
+    </w:p>
+    <w:p>
+      <w:pPr>
+        <w:pStyle w:val="ListParagraph"/>
+        <w:numPr>
+          <w:ilvl w:val="4"/>
+          <w:numId w:val="8"/>
+        </w:numPr>
+      </w:pPr>
+      <w:r>
+        <w:t>2-oxobutanoate degradation I</w:t>
+      </w:r>
+    </w:p>
+    <w:p>
+      <w:pPr>
+        <w:pStyle w:val="ListParagraph"/>
+        <w:numPr>
+          <w:ilvl w:val="3"/>
+          <w:numId w:val="8"/>
+        </w:numPr>
+      </w:pPr>
+      <w:r>
+        <w:lastRenderedPageBreak/>
+        <w:t>2. Loss of other paths commonly associated with obligates</w:t>
+      </w:r>
+    </w:p>
+    <w:p>
+      <w:pPr>
+        <w:pStyle w:val="ListParagraph"/>
+        <w:numPr>
+          <w:ilvl w:val="4"/>
+          <w:numId w:val="8"/>
+        </w:numPr>
+      </w:pPr>
+      <w:r>
+        <w:t>Loss of Gram-Positive Cell Wall Biosynthesis</w:t>
+      </w:r>
+      <w:r>
+        <w:t xml:space="preserve"> </w:t>
+      </w:r>
+    </w:p>
+    <w:p>
+      <w:pPr>
+        <w:pStyle w:val="ListParagraph"/>
+        <w:numPr>
+          <w:ilvl w:val="5"/>
+          <w:numId w:val="8"/>
+        </w:numPr>
+      </w:pPr>
+      <w:r>
+        <w:t>Peptidoglycan biosynthesis I / III</w:t>
+      </w:r>
+    </w:p>
+    <w:p>
+      <w:pPr>
+        <w:pStyle w:val="ListParagraph"/>
+        <w:numPr>
+          <w:ilvl w:val="5"/>
+          <w:numId w:val="8"/>
+        </w:numPr>
+      </w:pPr>
+      <w:r>
+        <w:t>UDP-N-</w:t>
+      </w:r>
+      <w:proofErr w:type="spellStart"/>
+      <w:r>
+        <w:t>acetylmuramoyl</w:t>
+      </w:r>
+      <w:proofErr w:type="spellEnd"/>
+      <w:r>
+        <w:t>-pentapeptide biosynthesis I &amp; II</w:t>
+      </w:r>
+    </w:p>
+    <w:p>
+      <w:pPr>
+        <w:pStyle w:val="ListParagraph"/>
+        <w:numPr>
+          <w:ilvl w:val="5"/>
+          <w:numId w:val="8"/>
+        </w:numPr>
+      </w:pPr>
+      <w:r>
+        <w:t>t</w:t>
+      </w:r>
+      <w:r>
+        <w:t>hese are key steps in constructing the Gram-positive cell wall, which is especially important for Firmicutes</w:t>
+      </w:r>
+      <w:r>
+        <w:tab/>
+      </w:r>
+    </w:p>
+    <w:p>
+      <w:pPr>
+        <w:pStyle w:val="ListParagraph"/>
+        <w:numPr>
+          <w:ilvl w:val="4"/>
+          <w:numId w:val="8"/>
+        </w:numPr>
+      </w:pPr>
+      <w:r>
+        <w:t>Loss of Isoprenoid Biosynthesis via MEP (Non-Mevalonate) Pathway</w:t>
+      </w:r>
+    </w:p>
+    <w:p>
+      <w:pPr>
+        <w:pStyle w:val="ListParagraph"/>
+        <w:numPr>
+          <w:ilvl w:val="4"/>
+          <w:numId w:val="8"/>
+        </w:numPr>
+      </w:pPr>
+      <w:r>
+        <w:t>Loss of Obligate Anaerobe Anabolic Functions</w:t>
+      </w:r>
+    </w:p>
+    <w:p>
+      <w:pPr>
+        <w:pStyle w:val="ListParagraph"/>
+        <w:numPr>
+          <w:ilvl w:val="5"/>
+          <w:numId w:val="8"/>
+        </w:numPr>
+      </w:pPr>
+      <w:r>
+        <w:t>L-arginine biosynthesis III / IV</w:t>
+      </w:r>
+    </w:p>
+    <w:p>
+      <w:pPr>
+        <w:pStyle w:val="ListParagraph"/>
+        <w:numPr>
+          <w:ilvl w:val="2"/>
+          <w:numId w:val="8"/>
+        </w:numPr>
+        <w:rPr>
+          <w:u w:val="single"/>
+        </w:rPr>
+      </w:pPr>
+      <w:r>
+        <w:rPr>
+          <w:u w:val="single"/>
+        </w:rPr>
+        <w:t xml:space="preserve">compensatory responses </w:t>
+      </w:r>
+      <w:r>
+        <w:rPr>
+          <w:u w:val="single"/>
+        </w:rPr>
+        <w:t xml:space="preserve">- </w:t>
+      </w:r>
+      <w:r>
+        <w:rPr>
+          <w:u w:val="single"/>
+        </w:rPr>
+        <w:t xml:space="preserve">downregulation of some pathways to avoid further driving up inflammation </w:t>
+      </w:r>
+    </w:p>
+    <w:p>
+      <w:pPr>
+        <w:pStyle w:val="ListParagraph"/>
+        <w:numPr>
+          <w:ilvl w:val="3"/>
+          <w:numId w:val="8"/>
+        </w:numPr>
+        <w:rPr>
+          <w:u w:val="single"/>
+        </w:rPr>
+      </w:pPr>
+      <w:r>
+        <w:t>not planning on explicitly going into this very much</w:t>
+      </w:r>
+    </w:p>
+    <w:p>
+      <w:pPr>
+        <w:rPr>
+          <w:sz w:val="32"/>
+          <w:szCs w:val="32"/>
+        </w:rPr>
+      </w:pPr>
+    </w:p>
+    <w:p>
+      <w:r>
+        <w:t xml:space="preserve">interpretation notes: </w:t>
+      </w:r>
+    </w:p>
+    <w:p>
+      <w:pPr>
+        <w:pStyle w:val="ListParagraph"/>
+        <w:numPr>
+          <w:ilvl w:val="0"/>
+          <w:numId w:val="9"/>
+        </w:numPr>
+      </w:pPr>
+      <w:r>
+        <w:t>evidence of loss of obligates and increase in fa</w:t>
+      </w:r>
+      <w:r>
+        <w:t>cul</w:t>
+      </w:r>
+      <w:r>
+        <w:t>tative</w:t>
+      </w:r>
+    </w:p>
+    <w:p>
+      <w:pPr>
+        <w:pStyle w:val="ListParagraph"/>
+        <w:numPr>
+          <w:ilvl w:val="1"/>
+          <w:numId w:val="9"/>
+        </w:numPr>
+      </w:pPr>
+      <w:r>
+        <w:t xml:space="preserve">decrease in paths associated with obligates: could contribute to host inflammation, </w:t>
+      </w:r>
+      <w:proofErr w:type="spellStart"/>
+      <w:r>
+        <w:t>bc</w:t>
+      </w:r>
+      <w:proofErr w:type="spellEnd"/>
+      <w:r>
+        <w:t xml:space="preserve"> they are important for </w:t>
+      </w:r>
+      <w:proofErr w:type="spellStart"/>
+      <w:r>
+        <w:t>homoestasis</w:t>
+      </w:r>
+      <w:proofErr w:type="spellEnd"/>
+      <w:r>
+        <w:t xml:space="preserve"> OR high inflammation pus high temps may make it more difficult for them to persis</w:t>
+      </w:r>
+      <w:r>
+        <w:t>t</w:t>
+      </w:r>
+    </w:p>
+    <w:p>
+      <w:pPr>
+        <w:pStyle w:val="ListParagraph"/>
+        <w:numPr>
+          <w:ilvl w:val="1"/>
+          <w:numId w:val="9"/>
+        </w:numPr>
+      </w:pPr>
+      <w:r>
+        <w:t>similarly, increase in paths associated with facultative could drive up inflammation or high inflammation and high temps could just decrease the obligates enough for them to take advantage of the conditions</w:t>
+      </w:r>
+    </w:p>
+    <w:p>
       <w:pPr>
         <w:rPr>
           <w:b/>
@@ -11,13 +1062,83 @@
           <w:szCs w:val="32"/>
         </w:rPr>
       </w:pPr>
-      <w:r>
+    </w:p>
+    <w:p>
+      <w:pPr>
         <w:rPr>
           <w:b/>
           <w:bCs/>
           <w:sz w:val="32"/>
           <w:szCs w:val="32"/>
         </w:rPr>
+      </w:pPr>
+    </w:p>
+    <w:p>
+      <w:pPr>
+        <w:rPr>
+          <w:b/>
+          <w:bCs/>
+          <w:sz w:val="32"/>
+          <w:szCs w:val="32"/>
+        </w:rPr>
+      </w:pPr>
+    </w:p>
+    <w:p>
+      <w:pPr>
+        <w:rPr>
+          <w:b/>
+          <w:bCs/>
+          <w:sz w:val="32"/>
+          <w:szCs w:val="32"/>
+        </w:rPr>
+      </w:pPr>
+    </w:p>
+    <w:p>
+      <w:pPr>
+        <w:rPr>
+          <w:b/>
+          <w:bCs/>
+          <w:sz w:val="32"/>
+          <w:szCs w:val="32"/>
+        </w:rPr>
+      </w:pPr>
+    </w:p>
+    <w:p>
+      <w:pPr>
+        <w:rPr>
+          <w:b/>
+          <w:bCs/>
+          <w:sz w:val="32"/>
+          <w:szCs w:val="32"/>
+        </w:rPr>
+      </w:pPr>
+      <w:r>
+        <w:rPr>
+          <w:b/>
+          <w:bCs/>
+          <w:sz w:val="32"/>
+          <w:szCs w:val="32"/>
+        </w:rPr>
+        <w:t>OLD WRITING</w:t>
+      </w:r>
+    </w:p>
+    <w:p>
+      <w:pPr>
+        <w:rPr>
+          <w:b/>
+          <w:bCs/>
+          <w:sz w:val="32"/>
+          <w:szCs w:val="32"/>
+        </w:rPr>
+      </w:pPr>
+      <w:r>
+        <w:rPr>
+          <w:b/>
+          <w:bCs/>
+          <w:sz w:val="32"/>
+          <w:szCs w:val="32"/>
+        </w:rPr>
+        <w:lastRenderedPageBreak/>
         <w:t>Background</w:t>
       </w:r>
     </w:p>
@@ -767,6 +1888,119 @@
 <file path=word/numbering.xml><?xml version="1.0" encoding="utf-8"?>
 <w:numbering xmlns:wpc="http://schemas.microsoft.com/office/word/2010/wordprocessingCanvas" xmlns:cx="http://schemas.microsoft.com/office/drawing/2014/chartex" xmlns:cx1="http://schemas.microsoft.com/office/drawing/2015/9/8/chartex" xmlns:cx2="http://schemas.microsoft.com/office/drawing/2015/10/21/chartex" xmlns:cx3="http://schemas.microsoft.com/office/drawing/2016/5/9/chartex" xmlns:cx4="http://schemas.microsoft.com/office/drawing/2016/5/10/chartex" xmlns:cx5="http://schemas.microsoft.com/office/drawing/2016/5/11/chartex" xmlns:cx6="http://schemas.microsoft.com/office/drawing/2016/5/12/chartex" xmlns:cx7="http://schemas.microsoft.com/office/drawing/2016/5/13/chartex" xmlns:cx8="http://schemas.microsoft.com/office/drawing/2016/5/14/chartex" xmlns:mc="http://schemas.openxmlformats.org/markup-compatibility/2006" xmlns:aink="http://schemas.microsoft.com/office/drawing/2016/ink" xmlns:am3d="http://schemas.microsoft.com/office/drawing/2017/model3d" xmlns:o="urn:schemas-microsoft-com:office:office" xmlns:oel="http://schemas.microsoft.com/office/2019/extlst" xmlns:r="http://schemas.openxmlformats.org/officeDocument/2006/relationships" xmlns:m="http://schemas.openxmlformats.org/officeDocument/2006/math" xmlns:v="urn:schemas-microsoft-com:vml" xmlns:wp14="http://schemas.microsoft.com/office/word/2010/wordprocessingDrawing" xmlns:wp="http://schemas.openxmlformats.org/drawingml/2006/wordprocessingDrawing" xmlns:w10="urn:schemas-microsoft-com:office:word" xmlns:w="http://schemas.openxmlformats.org/wordprocessingml/2006/main" xmlns:w14="http://schemas.microsoft.com/office/word/2010/wordml" xmlns:w15="http://schemas.microsoft.com/office/word/2012/wordml" xmlns:w16cex="http://schemas.microsoft.com/office/word/2018/wordml/cex" xmlns:w16cid="http://schemas.microsoft.com/office/word/2016/wordml/cid" xmlns:w16="http://schemas.microsoft.com/office/word/2018/wordml" xmlns:w16du="http://schemas.microsoft.com/office/word/2023/wordml/word16du" xmlns:w16sdtdh="http://schemas.microsoft.com/office/word/2020/wordml/sdtdatahash" xmlns:w16sdtfl="http://schemas.microsoft.com/office/word/2024/wordml/sdtformatlock" xmlns:w16se="http://schemas.microsoft.com/office/word/2015/wordml/symex" xmlns:wpg="http://schemas.microsoft.com/office/word/2010/wordprocessingGroup" xmlns:wpi="http://schemas.microsoft.com/office/word/2010/wordprocessingInk" xmlns:wne="http://schemas.microsoft.com/office/word/2006/wordml" xmlns:wps="http://schemas.microsoft.com/office/word/2010/wordprocessingShape" mc:Ignorable="w14 w15 w16se w16cid w16 w16cex w16sdtdh w16sdtfl w16du wp14">
   <w:abstractNum w:abstractNumId="0" w15:restartNumberingAfterBreak="0">
+    <w:nsid w:val="096B0381"/>
+    <w:multiLevelType w:val="hybridMultilevel"/>
+    <w:tmpl w:val="40A6956C"/>
+    <w:lvl w:ilvl="0" w:tplc="04090001">
+      <w:start w:val="1"/>
+      <w:numFmt w:val="bullet"/>
+      <w:lvlText w:val=""/>
+      <w:lvlJc w:val="left"/>
+      <w:pPr>
+        <w:ind w:left="720" w:hanging="360"/>
+      </w:pPr>
+      <w:rPr>
+        <w:rFonts w:ascii="Symbol" w:hAnsi="Symbol" w:hint="default"/>
+      </w:rPr>
+    </w:lvl>
+    <w:lvl w:ilvl="1" w:tplc="04090003">
+      <w:start w:val="1"/>
+      <w:numFmt w:val="bullet"/>
+      <w:lvlText w:val="o"/>
+      <w:lvlJc w:val="left"/>
+      <w:pPr>
+        <w:ind w:left="1440" w:hanging="360"/>
+      </w:pPr>
+      <w:rPr>
+        <w:rFonts w:ascii="Courier New" w:hAnsi="Courier New" w:cs="Courier New" w:hint="default"/>
+      </w:rPr>
+    </w:lvl>
+    <w:lvl w:ilvl="2" w:tplc="04090005" w:tentative="1">
+      <w:start w:val="1"/>
+      <w:numFmt w:val="bullet"/>
+      <w:lvlText w:val=""/>
+      <w:lvlJc w:val="left"/>
+      <w:pPr>
+        <w:ind w:left="2160" w:hanging="360"/>
+      </w:pPr>
+      <w:rPr>
+        <w:rFonts w:ascii="Wingdings" w:hAnsi="Wingdings" w:hint="default"/>
+      </w:rPr>
+    </w:lvl>
+    <w:lvl w:ilvl="3" w:tplc="04090001" w:tentative="1">
+      <w:start w:val="1"/>
+      <w:numFmt w:val="bullet"/>
+      <w:lvlText w:val=""/>
+      <w:lvlJc w:val="left"/>
+      <w:pPr>
+        <w:ind w:left="2880" w:hanging="360"/>
+      </w:pPr>
+      <w:rPr>
+        <w:rFonts w:ascii="Symbol" w:hAnsi="Symbol" w:hint="default"/>
+      </w:rPr>
+    </w:lvl>
+    <w:lvl w:ilvl="4" w:tplc="04090003" w:tentative="1">
+      <w:start w:val="1"/>
+      <w:numFmt w:val="bullet"/>
+      <w:lvlText w:val="o"/>
+      <w:lvlJc w:val="left"/>
+      <w:pPr>
+        <w:ind w:left="3600" w:hanging="360"/>
+      </w:pPr>
+      <w:rPr>
+        <w:rFonts w:ascii="Courier New" w:hAnsi="Courier New" w:cs="Courier New" w:hint="default"/>
+      </w:rPr>
+    </w:lvl>
+    <w:lvl w:ilvl="5" w:tplc="04090005" w:tentative="1">
+      <w:start w:val="1"/>
+      <w:numFmt w:val="bullet"/>
+      <w:lvlText w:val=""/>
+      <w:lvlJc w:val="left"/>
+      <w:pPr>
+        <w:ind w:left="4320" w:hanging="360"/>
+      </w:pPr>
+      <w:rPr>
+        <w:rFonts w:ascii="Wingdings" w:hAnsi="Wingdings" w:hint="default"/>
+      </w:rPr>
+    </w:lvl>
+    <w:lvl w:ilvl="6" w:tplc="04090001" w:tentative="1">
+      <w:start w:val="1"/>
+      <w:numFmt w:val="bullet"/>
+      <w:lvlText w:val=""/>
+      <w:lvlJc w:val="left"/>
+      <w:pPr>
+        <w:ind w:left="5040" w:hanging="360"/>
+      </w:pPr>
+      <w:rPr>
+        <w:rFonts w:ascii="Symbol" w:hAnsi="Symbol" w:hint="default"/>
+      </w:rPr>
+    </w:lvl>
+    <w:lvl w:ilvl="7" w:tplc="04090003" w:tentative="1">
+      <w:start w:val="1"/>
+      <w:numFmt w:val="bullet"/>
+      <w:lvlText w:val="o"/>
+      <w:lvlJc w:val="left"/>
+      <w:pPr>
+        <w:ind w:left="5760" w:hanging="360"/>
+      </w:pPr>
+      <w:rPr>
+        <w:rFonts w:ascii="Courier New" w:hAnsi="Courier New" w:cs="Courier New" w:hint="default"/>
+      </w:rPr>
+    </w:lvl>
+    <w:lvl w:ilvl="8" w:tplc="04090005" w:tentative="1">
+      <w:start w:val="1"/>
+      <w:numFmt w:val="bullet"/>
+      <w:lvlText w:val=""/>
+      <w:lvlJc w:val="left"/>
+      <w:pPr>
+        <w:ind w:left="6480" w:hanging="360"/>
+      </w:pPr>
+      <w:rPr>
+        <w:rFonts w:ascii="Wingdings" w:hAnsi="Wingdings" w:hint="default"/>
+      </w:rPr>
+    </w:lvl>
+  </w:abstractNum>
+  <w:abstractNum w:abstractNumId="1" w15:restartNumberingAfterBreak="0">
     <w:nsid w:val="2EC50793"/>
     <w:multiLevelType w:val="hybridMultilevel"/>
     <w:tmpl w:val="613256AE"/>
@@ -879,7 +2113,7 @@
       </w:rPr>
     </w:lvl>
   </w:abstractNum>
-  <w:abstractNum w:abstractNumId="1" w15:restartNumberingAfterBreak="0">
+  <w:abstractNum w:abstractNumId="2" w15:restartNumberingAfterBreak="0">
     <w:nsid w:val="3A837AB1"/>
     <w:multiLevelType w:val="hybridMultilevel"/>
     <w:tmpl w:val="FF7E3FBE"/>
@@ -992,7 +2226,7 @@
       </w:rPr>
     </w:lvl>
   </w:abstractNum>
-  <w:abstractNum w:abstractNumId="2" w15:restartNumberingAfterBreak="0">
+  <w:abstractNum w:abstractNumId="3" w15:restartNumberingAfterBreak="0">
     <w:nsid w:val="3AFE57C2"/>
     <w:multiLevelType w:val="hybridMultilevel"/>
     <w:tmpl w:val="5B461564"/>
@@ -1105,7 +2339,7 @@
       </w:rPr>
     </w:lvl>
   </w:abstractNum>
-  <w:abstractNum w:abstractNumId="3" w15:restartNumberingAfterBreak="0">
+  <w:abstractNum w:abstractNumId="4" w15:restartNumberingAfterBreak="0">
     <w:nsid w:val="583B1CEC"/>
     <w:multiLevelType w:val="hybridMultilevel"/>
     <w:tmpl w:val="E4E6D1CA"/>
@@ -1218,7 +2452,120 @@
       </w:rPr>
     </w:lvl>
   </w:abstractNum>
-  <w:abstractNum w:abstractNumId="4" w15:restartNumberingAfterBreak="0">
+  <w:abstractNum w:abstractNumId="5" w15:restartNumberingAfterBreak="0">
+    <w:nsid w:val="5F7E3009"/>
+    <w:multiLevelType w:val="hybridMultilevel"/>
+    <w:tmpl w:val="A8FEC7A2"/>
+    <w:lvl w:ilvl="0" w:tplc="04090001">
+      <w:start w:val="1"/>
+      <w:numFmt w:val="bullet"/>
+      <w:lvlText w:val=""/>
+      <w:lvlJc w:val="left"/>
+      <w:pPr>
+        <w:ind w:left="720" w:hanging="360"/>
+      </w:pPr>
+      <w:rPr>
+        <w:rFonts w:ascii="Symbol" w:hAnsi="Symbol" w:hint="default"/>
+      </w:rPr>
+    </w:lvl>
+    <w:lvl w:ilvl="1" w:tplc="04090003">
+      <w:start w:val="1"/>
+      <w:numFmt w:val="bullet"/>
+      <w:lvlText w:val="o"/>
+      <w:lvlJc w:val="left"/>
+      <w:pPr>
+        <w:ind w:left="1440" w:hanging="360"/>
+      </w:pPr>
+      <w:rPr>
+        <w:rFonts w:ascii="Courier New" w:hAnsi="Courier New" w:cs="Courier New" w:hint="default"/>
+      </w:rPr>
+    </w:lvl>
+    <w:lvl w:ilvl="2" w:tplc="04090005">
+      <w:start w:val="1"/>
+      <w:numFmt w:val="bullet"/>
+      <w:lvlText w:val=""/>
+      <w:lvlJc w:val="left"/>
+      <w:pPr>
+        <w:ind w:left="2160" w:hanging="360"/>
+      </w:pPr>
+      <w:rPr>
+        <w:rFonts w:ascii="Wingdings" w:hAnsi="Wingdings" w:hint="default"/>
+      </w:rPr>
+    </w:lvl>
+    <w:lvl w:ilvl="3" w:tplc="04090001">
+      <w:start w:val="1"/>
+      <w:numFmt w:val="bullet"/>
+      <w:lvlText w:val=""/>
+      <w:lvlJc w:val="left"/>
+      <w:pPr>
+        <w:ind w:left="2880" w:hanging="360"/>
+      </w:pPr>
+      <w:rPr>
+        <w:rFonts w:ascii="Symbol" w:hAnsi="Symbol" w:hint="default"/>
+      </w:rPr>
+    </w:lvl>
+    <w:lvl w:ilvl="4" w:tplc="04090003">
+      <w:start w:val="1"/>
+      <w:numFmt w:val="bullet"/>
+      <w:lvlText w:val="o"/>
+      <w:lvlJc w:val="left"/>
+      <w:pPr>
+        <w:ind w:left="3600" w:hanging="360"/>
+      </w:pPr>
+      <w:rPr>
+        <w:rFonts w:ascii="Courier New" w:hAnsi="Courier New" w:cs="Courier New" w:hint="default"/>
+      </w:rPr>
+    </w:lvl>
+    <w:lvl w:ilvl="5" w:tplc="04090005">
+      <w:start w:val="1"/>
+      <w:numFmt w:val="bullet"/>
+      <w:lvlText w:val=""/>
+      <w:lvlJc w:val="left"/>
+      <w:pPr>
+        <w:ind w:left="4320" w:hanging="360"/>
+      </w:pPr>
+      <w:rPr>
+        <w:rFonts w:ascii="Wingdings" w:hAnsi="Wingdings" w:hint="default"/>
+      </w:rPr>
+    </w:lvl>
+    <w:lvl w:ilvl="6" w:tplc="04090001" w:tentative="1">
+      <w:start w:val="1"/>
+      <w:numFmt w:val="bullet"/>
+      <w:lvlText w:val=""/>
+      <w:lvlJc w:val="left"/>
+      <w:pPr>
+        <w:ind w:left="5040" w:hanging="360"/>
+      </w:pPr>
+      <w:rPr>
+        <w:rFonts w:ascii="Symbol" w:hAnsi="Symbol" w:hint="default"/>
+      </w:rPr>
+    </w:lvl>
+    <w:lvl w:ilvl="7" w:tplc="04090003" w:tentative="1">
+      <w:start w:val="1"/>
+      <w:numFmt w:val="bullet"/>
+      <w:lvlText w:val="o"/>
+      <w:lvlJc w:val="left"/>
+      <w:pPr>
+        <w:ind w:left="5760" w:hanging="360"/>
+      </w:pPr>
+      <w:rPr>
+        <w:rFonts w:ascii="Courier New" w:hAnsi="Courier New" w:cs="Courier New" w:hint="default"/>
+      </w:rPr>
+    </w:lvl>
+    <w:lvl w:ilvl="8" w:tplc="04090005" w:tentative="1">
+      <w:start w:val="1"/>
+      <w:numFmt w:val="bullet"/>
+      <w:lvlText w:val=""/>
+      <w:lvlJc w:val="left"/>
+      <w:pPr>
+        <w:ind w:left="6480" w:hanging="360"/>
+      </w:pPr>
+      <w:rPr>
+        <w:rFonts w:ascii="Wingdings" w:hAnsi="Wingdings" w:hint="default"/>
+      </w:rPr>
+    </w:lvl>
+  </w:abstractNum>
+  <w:abstractNum w:abstractNumId="6" w15:restartNumberingAfterBreak="0">
     <w:nsid w:val="64AD7C78"/>
     <w:multiLevelType w:val="hybridMultilevel"/>
     <w:tmpl w:val="D9229B5C"/>
@@ -1331,7 +2678,7 @@
       </w:rPr>
     </w:lvl>
   </w:abstractNum>
-  <w:abstractNum w:abstractNumId="5" w15:restartNumberingAfterBreak="0">
+  <w:abstractNum w:abstractNumId="7" w15:restartNumberingAfterBreak="0">
     <w:nsid w:val="6D8848C8"/>
     <w:multiLevelType w:val="hybridMultilevel"/>
     <w:tmpl w:val="E86C1DFE"/>
@@ -1444,7 +2791,7 @@
       </w:rPr>
     </w:lvl>
   </w:abstractNum>
-  <w:abstractNum w:abstractNumId="6" w15:restartNumberingAfterBreak="0">
+  <w:abstractNum w:abstractNumId="8" w15:restartNumberingAfterBreak="0">
     <w:nsid w:val="79D075B9"/>
     <w:multiLevelType w:val="hybridMultilevel"/>
     <w:tmpl w:val="3F8E80D2"/>
@@ -1558,25 +2905,31 @@
     </w:lvl>
   </w:abstractNum>
   <w:num w:numId="1" w16cid:durableId="2141266705">
+    <w:abstractNumId w:val="4"/>
+  </w:num>
+  <w:num w:numId="2" w16cid:durableId="394277240">
+    <w:abstractNumId w:val="2"/>
+  </w:num>
+  <w:num w:numId="3" w16cid:durableId="1149060094">
     <w:abstractNumId w:val="3"/>
   </w:num>
-  <w:num w:numId="2" w16cid:durableId="394277240">
+  <w:num w:numId="4" w16cid:durableId="37054043">
+    <w:abstractNumId w:val="8"/>
+  </w:num>
+  <w:num w:numId="5" w16cid:durableId="468596446">
     <w:abstractNumId w:val="1"/>
   </w:num>
-  <w:num w:numId="3" w16cid:durableId="1149060094">
-    <w:abstractNumId w:val="2"/>
+  <w:num w:numId="6" w16cid:durableId="82384352">
+    <w:abstractNumId w:val="7"/>
   </w:num>
-  <w:num w:numId="4" w16cid:durableId="37054043">
+  <w:num w:numId="7" w16cid:durableId="474875939">
     <w:abstractNumId w:val="6"/>
   </w:num>
-  <w:num w:numId="5" w16cid:durableId="468596446">
-    <w:abstractNumId w:val="0"/>
-  </w:num>
-  <w:num w:numId="6" w16cid:durableId="82384352">
+  <w:num w:numId="8" w16cid:durableId="188377931">
     <w:abstractNumId w:val="5"/>
   </w:num>
-  <w:num w:numId="7" w16cid:durableId="474875939">
-    <w:abstractNumId w:val="4"/>
+  <w:num w:numId="9" w16cid:durableId="520776801">
+    <w:abstractNumId w:val="0"/>
   </w:num>
 </w:numbering>
 </file>
@@ -2510,6 +3863,33 @@
       <w:bCs/>
     </w:rPr>
   </w:style>
+  <w:style w:type="paragraph" w:styleId="NormalWeb">
+    <w:name w:val="Normal (Web)"/>
+    <w:basedOn w:val="Normal"/>
+    <w:uiPriority w:val="99"/>
+    <w:semiHidden/>
+    <w:unhideWhenUsed/>
+    <w:rsid w:val="00667B56"/>
+    <w:pPr>
+      <w:spacing w:before="100" w:beforeAutospacing="1" w:after="100" w:afterAutospacing="1" w:line="240" w:lineRule="auto"/>
+    </w:pPr>
+    <w:rPr>
+      <w:rFonts w:ascii="Times New Roman" w:eastAsia="Times New Roman" w:hAnsi="Times New Roman" w:cs="Times New Roman"/>
+      <w:kern w:val="0"/>
+      <w14:ligatures w14:val="none"/>
+    </w:rPr>
+  </w:style>
+  <w:style w:type="character" w:styleId="Emphasis">
+    <w:name w:val="Emphasis"/>
+    <w:basedOn w:val="DefaultParagraphFont"/>
+    <w:uiPriority w:val="20"/>
+    <w:qFormat/>
+    <w:rsid w:val="00667B56"/>
+    <w:rPr>
+      <w:i/>
+      <w:iCs/>
+    </w:rPr>
+  </w:style>
 </w:styles>
 </file>
 

--- a/writing/pathway_interaction_writing.docx
+++ b/writing/pathway_interaction_writing.docx
@@ -105,10 +105,7 @@
         </w:numPr>
       </w:pPr>
       <w:r>
-        <w:t>Pathogen-Associated Molecular Patterns (PAMPs)</w:t>
-      </w:r>
-      <w:r>
-        <w:t xml:space="preserve"> - </w:t>
+        <w:t xml:space="preserve">Pathogen-Associated Molecular Patterns (PAMPs) - </w:t>
       </w:r>
       <w:r>
         <w:t>Gram-negative outer membrane components—especially Lipid A, which is the TLR4 agonist</w:t>
@@ -158,12 +155,47 @@
       <w:pPr>
         <w:pStyle w:val="ListParagraph"/>
         <w:numPr>
+          <w:ilvl w:val="3"/>
+          <w:numId w:val="8"/>
+        </w:numPr>
+      </w:pPr>
+      <w:r>
+        <w:t>Central Carbon Metabolism and Expansion under Inflammation</w:t>
+      </w:r>
+    </w:p>
+    <w:p>
+      <w:pPr>
+        <w:pStyle w:val="ListParagraph"/>
+        <w:numPr>
           <w:ilvl w:val="4"/>
           <w:numId w:val="8"/>
         </w:numPr>
       </w:pPr>
       <w:r>
-        <w:t>Polymyxin resistance</w:t>
+        <w:t xml:space="preserve">Glycolysis/TCA/glyoxylate </w:t>
+      </w:r>
+      <w:proofErr w:type="spellStart"/>
+      <w:r>
+        <w:t>superpathway</w:t>
+      </w:r>
+      <w:proofErr w:type="spellEnd"/>
+    </w:p>
+    <w:p>
+      <w:pPr>
+        <w:pStyle w:val="ListParagraph"/>
+        <w:numPr>
+          <w:ilvl w:val="2"/>
+          <w:numId w:val="8"/>
+        </w:numPr>
+        <w:rPr>
+          <w:u w:val="single"/>
+        </w:rPr>
+      </w:pPr>
+      <w:r>
+        <w:rPr>
+          <w:u w:val="single"/>
+        </w:rPr>
+        <w:t xml:space="preserve">consequence on disruption of obligates and increase in facultative taxa – paths commonly found in facultative anaerobes/opportunists </w:t>
       </w:r>
     </w:p>
     <w:p>
@@ -175,7 +207,7 @@
         </w:numPr>
       </w:pPr>
       <w:r>
-        <w:t>Central Carbon Metabolism and Expansion under Inflammation</w:t>
+        <w:t>redox maintenance paths typical of proteobacteria</w:t>
       </w:r>
     </w:p>
     <w:p>
@@ -187,57 +219,7 @@
         </w:numPr>
       </w:pPr>
       <w:r>
-        <w:t xml:space="preserve">Glycolysis/TCA/glyoxylate </w:t>
-      </w:r>
-      <w:proofErr w:type="spellStart"/>
-      <w:r>
-        <w:t>superpathway</w:t>
-      </w:r>
-      <w:proofErr w:type="spellEnd"/>
-    </w:p>
-    <w:p>
-      <w:pPr>
-        <w:pStyle w:val="ListParagraph"/>
-        <w:numPr>
-          <w:ilvl w:val="2"/>
-          <w:numId w:val="8"/>
-        </w:numPr>
-        <w:rPr>
-          <w:u w:val="single"/>
-        </w:rPr>
-      </w:pPr>
-      <w:r>
-        <w:rPr>
-          <w:u w:val="single"/>
-        </w:rPr>
-        <w:t xml:space="preserve">consequence on disruption of obligates and increase in facultative taxa – paths commonly found in facultative anaerobes/opportunists </w:t>
-      </w:r>
-    </w:p>
-    <w:p>
-      <w:pPr>
-        <w:pStyle w:val="ListParagraph"/>
-        <w:numPr>
-          <w:ilvl w:val="3"/>
-          <w:numId w:val="8"/>
-        </w:numPr>
-      </w:pPr>
-      <w:r>
-        <w:t>redox maintenance paths typical of proteobacteria</w:t>
-      </w:r>
-    </w:p>
-    <w:p>
-      <w:pPr>
-        <w:pStyle w:val="ListParagraph"/>
-        <w:numPr>
-          <w:ilvl w:val="4"/>
-          <w:numId w:val="8"/>
-        </w:numPr>
-      </w:pPr>
-      <w:r>
-        <w:t>Ubiquinone biosynthesis</w:t>
-      </w:r>
-      <w:r>
-        <w:t xml:space="preserve"> and other redox paths</w:t>
+        <w:t>Ubiquinone biosynthesis and other redox paths</w:t>
       </w:r>
     </w:p>
     <w:p>
@@ -420,13 +402,7 @@
         </w:numPr>
       </w:pPr>
       <w:r>
-        <w:t>Vitamin B6 salvage</w:t>
-      </w:r>
-      <w:r>
-        <w:t xml:space="preserve">, </w:t>
-      </w:r>
-      <w:r>
-        <w:t>Vitamin B12 salvage</w:t>
+        <w:t>Vitamin B6 salvage, Vitamin B12 salvage</w:t>
       </w:r>
     </w:p>
     <w:p>
@@ -455,13 +431,7 @@
       </w:r>
       <w:proofErr w:type="spellEnd"/>
       <w:r>
-        <w:t xml:space="preserve"> degradation</w:t>
-      </w:r>
-      <w:r>
-        <w:t xml:space="preserve">, </w:t>
-      </w:r>
-      <w:r>
-        <w:t>Folate transformation</w:t>
+        <w:t xml:space="preserve"> degradation, Folate transformation</w:t>
       </w:r>
     </w:p>
     <w:p>
@@ -640,18 +610,52 @@
           <w:rStyle w:val="Emphasis"/>
           <w:rFonts w:eastAsiaTheme="majorEastAsia"/>
         </w:rPr>
+        <w:t xml:space="preserve"> biosynthesis I, </w:t>
+      </w:r>
+      <w:r>
+        <w:t>Oleate biosynthesis IV (anaerobic)</w:t>
+      </w:r>
+    </w:p>
+    <w:p>
+      <w:pPr>
+        <w:pStyle w:val="ListParagraph"/>
+        <w:numPr>
+          <w:ilvl w:val="3"/>
+          <w:numId w:val="8"/>
+        </w:numPr>
+      </w:pPr>
+      <w:r>
+        <w:t>2. Loss of Amino Acid-Derived Immune Modulators reduce proinflammatory cytokines</w:t>
+      </w:r>
+    </w:p>
+    <w:p>
+      <w:pPr>
+        <w:pStyle w:val="ListParagraph"/>
+        <w:numPr>
+          <w:ilvl w:val="4"/>
+          <w:numId w:val="8"/>
+        </w:numPr>
+      </w:pPr>
+      <w:r>
+        <w:t>L-tryptophan biosynthesis</w:t>
+      </w:r>
+    </w:p>
+    <w:p>
+      <w:pPr>
+        <w:pStyle w:val="ListParagraph"/>
+        <w:numPr>
+          <w:ilvl w:val="4"/>
+          <w:numId w:val="8"/>
+        </w:numPr>
+      </w:pPr>
+      <w:proofErr w:type="spellStart"/>
+      <w:r>
+        <w:t>Chorismate</w:t>
+      </w:r>
+      <w:proofErr w:type="spellEnd"/>
+      <w:r>
         <w:t xml:space="preserve"> biosynthesis I</w:t>
       </w:r>
-      <w:r>
-        <w:rPr>
-          <w:rStyle w:val="Emphasis"/>
-          <w:rFonts w:eastAsiaTheme="majorEastAsia"/>
-        </w:rPr>
-        <w:t xml:space="preserve">, </w:t>
-      </w:r>
-      <w:r>
-        <w:t>Oleate biosynthesis IV (anaerobic)</w:t>
-      </w:r>
     </w:p>
     <w:p>
       <w:pPr>
@@ -662,13 +666,7 @@
         </w:numPr>
       </w:pPr>
       <w:r>
-        <w:t xml:space="preserve">2. Loss of </w:t>
-      </w:r>
-      <w:r>
-        <w:t>Amino Acid-Derived Immune Modulators</w:t>
-      </w:r>
-      <w:r>
-        <w:t xml:space="preserve"> reduce proinflammatory cytokines</w:t>
+        <w:t>3. Loss of redox homeostasis pathways, increase risk of ROS accumulation</w:t>
       </w:r>
     </w:p>
     <w:p>
@@ -680,7 +678,7 @@
         </w:numPr>
       </w:pPr>
       <w:r>
-        <w:t>L-tryptophan biosynthesis</w:t>
+        <w:t>NAD de novo biosynthesis I (from aspartate)</w:t>
       </w:r>
     </w:p>
     <w:p>
@@ -691,25 +689,8 @@
           <w:numId w:val="8"/>
         </w:numPr>
       </w:pPr>
-      <w:proofErr w:type="spellStart"/>
-      <w:r>
-        <w:t>Chorismate</w:t>
-      </w:r>
-      <w:proofErr w:type="spellEnd"/>
-      <w:r>
-        <w:t xml:space="preserve"> biosynthesis I</w:t>
-      </w:r>
-    </w:p>
-    <w:p>
-      <w:pPr>
-        <w:pStyle w:val="ListParagraph"/>
-        <w:numPr>
-          <w:ilvl w:val="3"/>
-          <w:numId w:val="8"/>
-        </w:numPr>
-      </w:pPr>
-      <w:r>
-        <w:t>3. Loss of redox homeostasis pathways, increase risk of ROS accumulation</w:t>
+      <w:r>
+        <w:t>S-adenosyl-L-methionine salvage I</w:t>
       </w:r>
     </w:p>
     <w:p>
@@ -721,34 +702,7 @@
         </w:numPr>
       </w:pPr>
       <w:r>
-        <w:t>NAD de novo biosynthesis I (from aspartate)</w:t>
-      </w:r>
-    </w:p>
-    <w:p>
-      <w:pPr>
-        <w:pStyle w:val="ListParagraph"/>
-        <w:numPr>
-          <w:ilvl w:val="4"/>
-          <w:numId w:val="8"/>
-        </w:numPr>
-      </w:pPr>
-      <w:r>
-        <w:t>S-adenosyl-L-methionine salvage I</w:t>
-      </w:r>
-    </w:p>
-    <w:p>
-      <w:pPr>
-        <w:pStyle w:val="ListParagraph"/>
-        <w:numPr>
-          <w:ilvl w:val="4"/>
-          <w:numId w:val="8"/>
-        </w:numPr>
-      </w:pPr>
-      <w:r>
-        <w:t xml:space="preserve">Tetrapyrrole biosynthesis </w:t>
-      </w:r>
-      <w:r>
-        <w:t>I</w:t>
+        <w:t>Tetrapyrrole biosynthesis I</w:t>
       </w:r>
     </w:p>
     <w:p>
@@ -842,10 +796,7 @@
         </w:numPr>
       </w:pPr>
       <w:r>
-        <w:t>Loss of Gram-Positive Cell Wall Biosynthesis</w:t>
-      </w:r>
-      <w:r>
-        <w:t xml:space="preserve"> </w:t>
+        <w:t xml:space="preserve">Loss of Gram-Positive Cell Wall Biosynthesis </w:t>
       </w:r>
     </w:p>
     <w:p>
@@ -949,19 +900,7 @@
         <w:rPr>
           <w:u w:val="single"/>
         </w:rPr>
-        <w:t xml:space="preserve">compensatory responses </w:t>
-      </w:r>
-      <w:r>
-        <w:rPr>
-          <w:u w:val="single"/>
-        </w:rPr>
-        <w:t xml:space="preserve">- </w:t>
-      </w:r>
-      <w:r>
-        <w:rPr>
-          <w:u w:val="single"/>
-        </w:rPr>
-        <w:t xml:space="preserve">downregulation of some pathways to avoid further driving up inflammation </w:t>
+        <w:t xml:space="preserve">compensatory responses - downregulation of some pathways to avoid further driving up inflammation </w:t>
       </w:r>
     </w:p>
     <w:p>
